--- a/professor/DIW-Programació.docx
+++ b/professor/DIW-Programació.docx
@@ -12419,11 +12419,6 @@
       </w:r>
     </w:p>
     <w:p>
-      <w:r>
-        <w:br w:type="page"/>
-      </w:r>
-    </w:p>
-    <w:p>
       <w:pPr>
         <w:pStyle w:val="Heading1"/>
         <w:rPr>
@@ -14617,20 +14612,6 @@
           <w:lang w:val="ca-ES-VALENCIA"/>
         </w:rPr>
         <w:t>No obstant això, a l'era digital en què vivim, la tecnologia ha transformat la nostra forma de fer activitats quotidianes. L'accés generalitzat a Internet i la confiança en la tecnologia han obert noves possibilitats per simplificar i optimitzar processos, inclosa la gestió de reserves de pistes de pàdel. En aquest sentit, la creació d'una plataforma web dedicada a la gestió de reserves es presenta com a solució innovadora i adequada a les necessitats actuals dels jugadors i propietaris de centres esportius.</w:t>
-      </w:r>
-    </w:p>
-    <w:p>
-      <w:pPr>
-        <w:pStyle w:val="Heading1"/>
-        <w:rPr>
-          <w:noProof w:val="0"/>
-          <w:lang w:val="ca-ES-VALENCIA"/>
-        </w:rPr>
-      </w:pPr>
-    </w:p>
-    <w:p>
-      <w:r>
-        <w:br w:type="page"/>
       </w:r>
     </w:p>
     <w:p>
